--- a/public/templates-clean/fortunei/6. Anexa 2 - acord tratament.docx
+++ b/public/templates-clean/fortunei/6. Anexa 2 - acord tratament.docx
@@ -140,7 +140,7 @@
           <w:w w:val="125"/>
           <w:sz w:val="28"/>
         </w:rPr>
-        <w:t xml:space="preserve"> </w:t>
+        <w:t xml:space="preserve"/>
       </w:r>
       <w:r>
         <w:rPr>
@@ -155,7 +155,7 @@
           <w:w w:val="125"/>
           <w:sz w:val="28"/>
         </w:rPr>
-        <w:t xml:space="preserve"> </w:t>
+        <w:t xml:space="preserve"/>
       </w:r>
       <w:r>
         <w:rPr>
@@ -315,7 +315,7 @@
           <w:sz w:val="24"/>
           <w:szCs w:val="24"/>
         </w:rPr>
-        <w:t xml:space="preserve">,  CNP {APARTINATOR_CNP}, CI seria {APARTINATOR_CI_SERIE} NR 037720, eliberat la data de {APARTINATOR_CI_DATA},  de către  {BENEFICIAR_CI_ELIBERAT_DE}, cu domiciliul în România, {BENEFICIAR_ADRESA}, </w:t>
+        <w:t xml:space="preserve">,  CNP {APARTINATOR_CNP}, CI seria {APARTINATOR_CI_SERIE} nr. {APARTINATOR_CI_NUMAR}, eliberat la data de {APARTINATOR_CI_DATA},  de către  {APARTINATOR_CI_ELIBERAT_DE}, cu domiciliul în România, {APARTINATOR_ADRESA},  în calitate</w:t>
       </w:r>
       <w:bookmarkEnd w:id="0"/>
       <w:bookmarkEnd w:id="1"/>
@@ -336,7 +336,7 @@
           <w:sz w:val="24"/>
           <w:szCs w:val="24"/>
         </w:rPr>
-        <w:t>în</w:t>
+        <w:t/>
       </w:r>
       <w:r>
         <w:rPr>
@@ -355,7 +355,7 @@
           <w:sz w:val="24"/>
           <w:szCs w:val="24"/>
         </w:rPr>
-        <w:t>calitate</w:t>
+        <w:t/>
       </w:r>
       <w:r>
         <w:rPr>
